--- a/Theory/Learning.docx
+++ b/Theory/Learning.docx
@@ -18,74 +18,189 @@
           <w:sz w:val="32"/>
           <w:szCs w:val="32"/>
         </w:rPr>
-        <w:t>Strings</w:t>
-      </w:r>
-    </w:p>
-    <w:p>
-      <w:r>
-        <w:t>1.IndexOf()</w:t>
-      </w:r>
-    </w:p>
-    <w:p>
-      <w:r>
-        <w:t xml:space="preserve">When u do </w:t>
-      </w:r>
-    </w:p>
-    <w:p>
-      <w:r>
-        <w:t>Let str=”ravi”;</w:t>
-      </w:r>
-    </w:p>
-    <w:p>
-      <w:r>
-        <w:t>Str.indexof(“avi”); // this will give u 1 because the value starts from the index 1 in the str.</w:t>
-      </w:r>
-    </w:p>
-    <w:p>
-      <w:r>
-        <w:t>indexOf() returns the first index if the value in the bracket is present in the string.</w:t>
-      </w:r>
-    </w:p>
-    <w:p/>
-    <w:p>
-      <w:r>
-        <w:t>2. Slice()</w:t>
-      </w:r>
-    </w:p>
-    <w:p>
-      <w:r>
-        <w:t>When u do</w:t>
-      </w:r>
-    </w:p>
-    <w:p>
-      <w:r>
-        <w:t xml:space="preserve">Prefix=prefix.slice(0,prefix.length-1) then it removes one letter at the end and give back only remaining word </w:t>
-      </w:r>
-    </w:p>
-    <w:p>
-      <w:r>
-        <w:t>For example: ravi</w:t>
-      </w:r>
-    </w:p>
-    <w:p>
-      <w:r>
-        <w:t>If u do ravi.slice(0,ravi.length-1) then It will give rav</w:t>
-      </w:r>
-    </w:p>
-    <w:p/>
-    <w:p>
-      <w:r>
-        <w:t>3.substring()</w:t>
-      </w:r>
-    </w:p>
-    <w:p>
-      <w:r>
-        <w:t>String.prototype.substring() is a built-in JavaScript method that </w:t>
-      </w:r>
-      <w:r>
+        <w:t>Loops</w:t>
+      </w:r>
+    </w:p>
+    <w:p>
+      <w:r>
+        <w:t>use for when you know how many times you'll loop, use while when you don't.</w:t>
+      </w:r>
+    </w:p>
+    <w:p>
+      <w:pPr>
         <w:rPr>
           <w:b/>
           <w:bCs/>
+          <w:sz w:val="32"/>
+          <w:szCs w:val="32"/>
+        </w:rPr>
+      </w:pPr>
+    </w:p>
+    <w:p>
+      <w:pPr>
+        <w:rPr>
+          <w:b/>
+          <w:bCs/>
+          <w:sz w:val="32"/>
+          <w:szCs w:val="32"/>
+        </w:rPr>
+      </w:pPr>
+      <w:r>
+        <w:rPr>
+          <w:b/>
+          <w:bCs/>
+          <w:sz w:val="32"/>
+          <w:szCs w:val="32"/>
+        </w:rPr>
+        <w:t>Strings</w:t>
+      </w:r>
+    </w:p>
+    <w:p>
+      <w:pPr>
+        <w:pStyle w:val="ListParagraph"/>
+        <w:numPr>
+          <w:ilvl w:val="0"/>
+          <w:numId w:val="6"/>
+        </w:numPr>
+      </w:pPr>
+      <w:r>
+        <w:t>If something is nested like (()). Then u can take each as a level.</w:t>
+      </w:r>
+    </w:p>
+    <w:p>
+      <w:pPr>
+        <w:pStyle w:val="ListParagraph"/>
+        <w:numPr>
+          <w:ilvl w:val="1"/>
+          <w:numId w:val="6"/>
+        </w:numPr>
+      </w:pPr>
+      <w:r>
+        <w:t>For example if u want to reduce ((())) to (()). Then u have to reduce one level.</w:t>
+      </w:r>
+    </w:p>
+    <w:p>
+      <w:r>
+        <w:t>If u want to add the next element not the current element then first u check the condition and then increment. If u increment first then check the condition then u will add the current element.</w:t>
+      </w:r>
+    </w:p>
+    <w:p/>
+    <w:p/>
+    <w:p>
+      <w:r>
+        <w:t>1.IndexOf()</w:t>
+      </w:r>
+    </w:p>
+    <w:p>
+      <w:r>
+        <w:t xml:space="preserve">When u do </w:t>
+      </w:r>
+    </w:p>
+    <w:p>
+      <w:r>
+        <w:t>Let str=”</w:t>
+      </w:r>
+      <w:proofErr w:type="spellStart"/>
+      <w:r>
+        <w:t>ravi</w:t>
+      </w:r>
+      <w:proofErr w:type="spellEnd"/>
+      <w:r>
+        <w:t>”;</w:t>
+      </w:r>
+    </w:p>
+    <w:p>
+      <w:proofErr w:type="spellStart"/>
+      <w:r>
+        <w:t>Str.indexof</w:t>
+      </w:r>
+      <w:proofErr w:type="spellEnd"/>
+      <w:r>
+        <w:t>(“avi”); // this will give u 1 because the value starts from the index 1 in the str.</w:t>
+      </w:r>
+    </w:p>
+    <w:p>
+      <w:proofErr w:type="spellStart"/>
+      <w:r>
+        <w:t>indexOf</w:t>
+      </w:r>
+      <w:proofErr w:type="spellEnd"/>
+      <w:r>
+        <w:t>() returns the first index if the value in the bracket is present in the string.</w:t>
+      </w:r>
+    </w:p>
+    <w:p/>
+    <w:p>
+      <w:r>
+        <w:t>2. Slice()</w:t>
+      </w:r>
+    </w:p>
+    <w:p>
+      <w:r>
+        <w:t>When u do</w:t>
+      </w:r>
+    </w:p>
+    <w:p>
+      <w:r>
+        <w:t>Prefix=</w:t>
+      </w:r>
+      <w:proofErr w:type="spellStart"/>
+      <w:r>
+        <w:t>prefix.slice</w:t>
+      </w:r>
+      <w:proofErr w:type="spellEnd"/>
+      <w:r>
+        <w:t xml:space="preserve">(0,prefix.length-1) then it removes one letter at the end and give back only remaining word </w:t>
+      </w:r>
+    </w:p>
+    <w:p>
+      <w:r>
+        <w:t xml:space="preserve">For example: </w:t>
+      </w:r>
+      <w:proofErr w:type="spellStart"/>
+      <w:r>
+        <w:t>ravi</w:t>
+      </w:r>
+      <w:proofErr w:type="spellEnd"/>
+    </w:p>
+    <w:p>
+      <w:r>
+        <w:t xml:space="preserve">If u do </w:t>
+      </w:r>
+      <w:proofErr w:type="spellStart"/>
+      <w:r>
+        <w:t>ravi.slice</w:t>
+      </w:r>
+      <w:proofErr w:type="spellEnd"/>
+      <w:r>
+        <w:t xml:space="preserve">(0,ravi.length-1) then It will give </w:t>
+      </w:r>
+      <w:proofErr w:type="spellStart"/>
+      <w:r>
+        <w:t>rav</w:t>
+      </w:r>
+      <w:proofErr w:type="spellEnd"/>
+    </w:p>
+    <w:p/>
+    <w:p>
+      <w:r>
+        <w:t>3.substring()</w:t>
+      </w:r>
+    </w:p>
+    <w:p>
+      <w:proofErr w:type="spellStart"/>
+      <w:r>
+        <w:lastRenderedPageBreak/>
+        <w:t>String.prototype.substring</w:t>
+      </w:r>
+      <w:proofErr w:type="spellEnd"/>
+      <w:r>
+        <w:t>() is a built-in JavaScript method that </w:t>
+      </w:r>
+      <w:r>
+        <w:rPr>
+          <w:b/>
+          <w:bCs/>
         </w:rPr>
         <w:t>extracts a portion of a string</w:t>
       </w:r>
@@ -95,6 +210,9 @@
     </w:p>
     <w:p>
       <w:r>
+        <w:rPr>
+          <w:noProof/>
+        </w:rPr>
         <w:drawing>
           <wp:inline distT="0" distB="0" distL="0" distR="0" wp14:anchorId="0B3F97E4" wp14:editId="2265DF39">
             <wp:extent cx="4229100" cy="330728"/>
@@ -139,6 +257,7 @@
           <w:numId w:val="1"/>
         </w:numPr>
       </w:pPr>
+      <w:proofErr w:type="spellStart"/>
       <w:r>
         <w:rPr>
           <w:b/>
@@ -146,6 +265,7 @@
         </w:rPr>
         <w:t>startIndex</w:t>
       </w:r>
+      <w:proofErr w:type="spellEnd"/>
       <w:r>
         <w:t> </w:t>
       </w:r>
@@ -167,6 +287,7 @@
           <w:numId w:val="1"/>
         </w:numPr>
       </w:pPr>
+      <w:proofErr w:type="spellStart"/>
       <w:r>
         <w:rPr>
           <w:b/>
@@ -174,6 +295,7 @@
         </w:rPr>
         <w:t>endIndex</w:t>
       </w:r>
+      <w:proofErr w:type="spellEnd"/>
       <w:r>
         <w:t> </w:t>
       </w:r>
@@ -220,6 +342,9 @@
     </w:p>
     <w:p>
       <w:r>
+        <w:rPr>
+          <w:noProof/>
+        </w:rPr>
         <w:drawing>
           <wp:inline distT="0" distB="0" distL="0" distR="0" wp14:anchorId="0B14B7C1" wp14:editId="34DA254E">
             <wp:extent cx="4763165" cy="724001"/>
@@ -260,6 +385,9 @@
     <w:p/>
     <w:p>
       <w:r>
+        <w:rPr>
+          <w:noProof/>
+        </w:rPr>
         <w:drawing>
           <wp:inline distT="0" distB="0" distL="0" distR="0" wp14:anchorId="0B85B561" wp14:editId="39EB41E3">
             <wp:extent cx="3967843" cy="1681246"/>
@@ -334,6 +462,9 @@
     </w:p>
     <w:p>
       <w:r>
+        <w:rPr>
+          <w:noProof/>
+        </w:rPr>
         <w:drawing>
           <wp:inline distT="0" distB="0" distL="0" distR="0" wp14:anchorId="0B368E07" wp14:editId="1186FD3B">
             <wp:extent cx="5943600" cy="440690"/>
@@ -388,6 +519,9 @@
     </w:p>
     <w:p>
       <w:r>
+        <w:rPr>
+          <w:noProof/>
+        </w:rPr>
         <w:drawing>
           <wp:inline distT="0" distB="0" distL="0" distR="0" wp14:anchorId="7FC60FAB" wp14:editId="4B7B25B0">
             <wp:extent cx="5943600" cy="393065"/>
@@ -437,11 +571,15 @@
           <w:b/>
           <w:bCs/>
         </w:rPr>
+        <w:lastRenderedPageBreak/>
         <w:t>Start equals End → Returns empty string</w:t>
       </w:r>
     </w:p>
     <w:p>
       <w:r>
+        <w:rPr>
+          <w:noProof/>
+        </w:rPr>
         <w:drawing>
           <wp:inline distT="0" distB="0" distL="0" distR="0" wp14:anchorId="0F687124" wp14:editId="6564DC10">
             <wp:extent cx="5943600" cy="401955"/>
@@ -501,6 +639,9 @@
     </w:p>
     <w:p>
       <w:r>
+        <w:rPr>
+          <w:noProof/>
+        </w:rPr>
         <w:drawing>
           <wp:inline distT="0" distB="0" distL="0" distR="0" wp14:anchorId="42139857" wp14:editId="760E52C7">
             <wp:extent cx="4806043" cy="1074171"/>
@@ -538,6 +679,9 @@
         </w:drawing>
       </w:r>
       <w:r>
+        <w:rPr>
+          <w:noProof/>
+        </w:rPr>
         <w:drawing>
           <wp:inline distT="0" distB="0" distL="0" distR="0" wp14:anchorId="48AEAB3E" wp14:editId="134A6EAF">
             <wp:extent cx="4523014" cy="734990"/>
@@ -577,7 +721,9 @@
     </w:p>
     <w:p>
       <w:r>
-        <w:lastRenderedPageBreak/>
+        <w:rPr>
+          <w:noProof/>
+        </w:rPr>
         <w:drawing>
           <wp:inline distT="0" distB="0" distL="0" distR="0" wp14:anchorId="6CCB8C69" wp14:editId="0C1DF13C">
             <wp:extent cx="5090742" cy="1469571"/>
@@ -616,9 +762,257 @@
       </w:r>
     </w:p>
     <w:p/>
+    <w:p>
+      <w:r>
+        <w:t xml:space="preserve">Substring === </w:t>
+      </w:r>
+      <w:proofErr w:type="spellStart"/>
+      <w:r>
+        <w:t>Contigeous</w:t>
+      </w:r>
+      <w:proofErr w:type="spellEnd"/>
+    </w:p>
+    <w:p>
+      <w:pPr>
+        <w:rPr>
+          <w:b/>
+          <w:bCs/>
+          <w:sz w:val="32"/>
+          <w:szCs w:val="32"/>
+        </w:rPr>
+      </w:pPr>
+      <w:r>
+        <w:rPr>
+          <w:b/>
+          <w:bCs/>
+          <w:sz w:val="32"/>
+          <w:szCs w:val="32"/>
+        </w:rPr>
+        <w:br/>
+      </w:r>
+      <w:r>
+        <w:rPr>
+          <w:b/>
+          <w:bCs/>
+          <w:sz w:val="32"/>
+          <w:szCs w:val="32"/>
+        </w:rPr>
+        <w:t>.trim()</w:t>
+      </w:r>
+    </w:p>
+    <w:p>
+      <w:r>
+        <w:t>Removes the leading and trailing whitespace.</w:t>
+      </w:r>
+    </w:p>
+    <w:p/>
+    <w:p>
+      <w:pPr>
+        <w:rPr>
+          <w:b/>
+          <w:bCs/>
+          <w:sz w:val="32"/>
+          <w:szCs w:val="32"/>
+        </w:rPr>
+      </w:pPr>
+      <w:r>
+        <w:rPr>
+          <w:b/>
+          <w:bCs/>
+          <w:sz w:val="32"/>
+          <w:szCs w:val="32"/>
+        </w:rPr>
+        <w:t>.split()</w:t>
+      </w:r>
+    </w:p>
+    <w:p>
+      <w:r>
+        <w:t>.split() acts like </w:t>
+      </w:r>
+      <w:r>
+        <w:rPr>
+          <w:b/>
+          <w:bCs/>
+        </w:rPr>
+        <w:t>scissors</w:t>
+      </w:r>
+      <w:r>
+        <w:t> — it cuts the string at every space and puts each cut piece into a box (array).</w:t>
+      </w:r>
+    </w:p>
     <w:p/>
     <w:p/>
-    <w:p/>
+    <w:p>
+      <w:pPr>
+        <w:rPr>
+          <w:b/>
+          <w:bCs/>
+        </w:rPr>
+      </w:pPr>
+      <w:r>
+        <w:rPr>
+          <w:b/>
+          <w:bCs/>
+        </w:rPr>
+        <w:t>How to convert a string to a array (even with trailing and leading whitespace)</w:t>
+      </w:r>
+    </w:p>
+    <w:p>
+      <w:r>
+        <w:rPr>
+          <w:noProof/>
+        </w:rPr>
+        <w:drawing>
+          <wp:inline distT="0" distB="0" distL="0" distR="0" wp14:anchorId="723AE9D3" wp14:editId="0081E571">
+            <wp:extent cx="5943600" cy="1231265"/>
+            <wp:effectExtent l="0" t="0" r="0" b="6985"/>
+            <wp:docPr id="483746752" name="Picture 1"/>
+            <wp:cNvGraphicFramePr>
+              <a:graphicFrameLocks xmlns:a="http://schemas.openxmlformats.org/drawingml/2006/main" noChangeAspect="1"/>
+            </wp:cNvGraphicFramePr>
+            <a:graphic xmlns:a="http://schemas.openxmlformats.org/drawingml/2006/main">
+              <a:graphicData uri="http://schemas.openxmlformats.org/drawingml/2006/picture">
+                <pic:pic xmlns:pic="http://schemas.openxmlformats.org/drawingml/2006/picture">
+                  <pic:nvPicPr>
+                    <pic:cNvPr id="483746752" name=""/>
+                    <pic:cNvPicPr/>
+                  </pic:nvPicPr>
+                  <pic:blipFill>
+                    <a:blip r:embed="rId14"/>
+                    <a:stretch>
+                      <a:fillRect/>
+                    </a:stretch>
+                  </pic:blipFill>
+                  <pic:spPr>
+                    <a:xfrm>
+                      <a:off x="0" y="0"/>
+                      <a:ext cx="5943600" cy="1231265"/>
+                    </a:xfrm>
+                    <a:prstGeom prst="rect">
+                      <a:avLst/>
+                    </a:prstGeom>
+                  </pic:spPr>
+                </pic:pic>
+              </a:graphicData>
+            </a:graphic>
+          </wp:inline>
+        </w:drawing>
+      </w:r>
+    </w:p>
+    <w:p>
+      <w:pPr>
+        <w:numPr>
+          <w:ilvl w:val="0"/>
+          <w:numId w:val="5"/>
+        </w:numPr>
+      </w:pPr>
+      <w:r>
+        <w:t>.trim() removes the leading and trailing whitespace first</w:t>
+      </w:r>
+    </w:p>
+    <w:p>
+      <w:pPr>
+        <w:numPr>
+          <w:ilvl w:val="0"/>
+          <w:numId w:val="5"/>
+        </w:numPr>
+      </w:pPr>
+      <w:r>
+        <w:t>.split(/\s+/) splits on </w:t>
+      </w:r>
+      <w:r>
+        <w:rPr>
+          <w:b/>
+          <w:bCs/>
+        </w:rPr>
+        <w:t>one or more</w:t>
+      </w:r>
+      <w:r>
+        <w:t> whitespace characters (\s+), so multiple spaces between words are treated as a single delimiter</w:t>
+      </w:r>
+    </w:p>
+    <w:p>
+      <w:pPr>
+        <w:numPr>
+          <w:ilvl w:val="0"/>
+          <w:numId w:val="5"/>
+        </w:numPr>
+      </w:pPr>
+      <w:r>
+        <w:t>The regex </w:t>
+      </w:r>
+      <w:r>
+        <w:rPr>
+          <w:color w:val="EE0000"/>
+        </w:rPr>
+        <w:t>/\s+/ </w:t>
+      </w:r>
+      <w:r>
+        <w:t>means </w:t>
+      </w:r>
+      <w:r>
+        <w:rPr>
+          <w:b/>
+          <w:bCs/>
+        </w:rPr>
+        <w:t>"one or more spaces"</w:t>
+      </w:r>
+      <w:r>
+        <w:t>, so even " " (3 spaces) counts as just </w:t>
+      </w:r>
+      <w:r>
+        <w:rPr>
+          <w:b/>
+          <w:bCs/>
+        </w:rPr>
+        <w:t>one cut</w:t>
+      </w:r>
+      <w:r>
+        <w:t>.</w:t>
+      </w:r>
+    </w:p>
+    <w:p>
+      <w:r>
+        <w:rPr>
+          <w:noProof/>
+        </w:rPr>
+        <w:drawing>
+          <wp:inline distT="0" distB="0" distL="0" distR="0" wp14:anchorId="0CA5AB44" wp14:editId="1ECAA614">
+            <wp:extent cx="5943600" cy="1498600"/>
+            <wp:effectExtent l="0" t="0" r="0" b="6350"/>
+            <wp:docPr id="1774938058" name="Picture 1"/>
+            <wp:cNvGraphicFramePr>
+              <a:graphicFrameLocks xmlns:a="http://schemas.openxmlformats.org/drawingml/2006/main" noChangeAspect="1"/>
+            </wp:cNvGraphicFramePr>
+            <a:graphic xmlns:a="http://schemas.openxmlformats.org/drawingml/2006/main">
+              <a:graphicData uri="http://schemas.openxmlformats.org/drawingml/2006/picture">
+                <pic:pic xmlns:pic="http://schemas.openxmlformats.org/drawingml/2006/picture">
+                  <pic:nvPicPr>
+                    <pic:cNvPr id="1774938058" name=""/>
+                    <pic:cNvPicPr/>
+                  </pic:nvPicPr>
+                  <pic:blipFill>
+                    <a:blip r:embed="rId15"/>
+                    <a:stretch>
+                      <a:fillRect/>
+                    </a:stretch>
+                  </pic:blipFill>
+                  <pic:spPr>
+                    <a:xfrm>
+                      <a:off x="0" y="0"/>
+                      <a:ext cx="5943600" cy="1498600"/>
+                    </a:xfrm>
+                    <a:prstGeom prst="rect">
+                      <a:avLst/>
+                    </a:prstGeom>
+                  </pic:spPr>
+                </pic:pic>
+              </a:graphicData>
+            </a:graphic>
+          </wp:inline>
+        </w:drawing>
+      </w:r>
+    </w:p>
     <w:sectPr>
       <w:pgSz w:w="12240" w:h="15840"/>
       <w:pgMar w:top="1440" w:right="1440" w:bottom="1440" w:left="1440" w:header="720" w:footer="720" w:gutter="0"/>
@@ -930,6 +1324,268 @@
     </w:lvl>
   </w:abstractNum>
   <w:abstractNum w:abstractNumId="2" w15:restartNumberingAfterBreak="0">
+    <w:nsid w:val="40787FB4"/>
+    <w:multiLevelType w:val="hybridMultilevel"/>
+    <w:tmpl w:val="CFB26BEE"/>
+    <w:lvl w:ilvl="0" w:tplc="04090001">
+      <w:start w:val="1"/>
+      <w:numFmt w:val="bullet"/>
+      <w:lvlText w:val=""/>
+      <w:lvlJc w:val="left"/>
+      <w:pPr>
+        <w:ind w:left="720" w:hanging="360"/>
+      </w:pPr>
+      <w:rPr>
+        <w:rFonts w:ascii="Symbol" w:hAnsi="Symbol" w:hint="default"/>
+      </w:rPr>
+    </w:lvl>
+    <w:lvl w:ilvl="1" w:tplc="04090003">
+      <w:start w:val="1"/>
+      <w:numFmt w:val="bullet"/>
+      <w:lvlText w:val="o"/>
+      <w:lvlJc w:val="left"/>
+      <w:pPr>
+        <w:ind w:left="1440" w:hanging="360"/>
+      </w:pPr>
+      <w:rPr>
+        <w:rFonts w:ascii="Courier New" w:hAnsi="Courier New" w:cs="Courier New" w:hint="default"/>
+      </w:rPr>
+    </w:lvl>
+    <w:lvl w:ilvl="2" w:tplc="04090005" w:tentative="1">
+      <w:start w:val="1"/>
+      <w:numFmt w:val="bullet"/>
+      <w:lvlText w:val=""/>
+      <w:lvlJc w:val="left"/>
+      <w:pPr>
+        <w:ind w:left="2160" w:hanging="360"/>
+      </w:pPr>
+      <w:rPr>
+        <w:rFonts w:ascii="Wingdings" w:hAnsi="Wingdings" w:hint="default"/>
+      </w:rPr>
+    </w:lvl>
+    <w:lvl w:ilvl="3" w:tplc="04090001" w:tentative="1">
+      <w:start w:val="1"/>
+      <w:numFmt w:val="bullet"/>
+      <w:lvlText w:val=""/>
+      <w:lvlJc w:val="left"/>
+      <w:pPr>
+        <w:ind w:left="2880" w:hanging="360"/>
+      </w:pPr>
+      <w:rPr>
+        <w:rFonts w:ascii="Symbol" w:hAnsi="Symbol" w:hint="default"/>
+      </w:rPr>
+    </w:lvl>
+    <w:lvl w:ilvl="4" w:tplc="04090003" w:tentative="1">
+      <w:start w:val="1"/>
+      <w:numFmt w:val="bullet"/>
+      <w:lvlText w:val="o"/>
+      <w:lvlJc w:val="left"/>
+      <w:pPr>
+        <w:ind w:left="3600" w:hanging="360"/>
+      </w:pPr>
+      <w:rPr>
+        <w:rFonts w:ascii="Courier New" w:hAnsi="Courier New" w:cs="Courier New" w:hint="default"/>
+      </w:rPr>
+    </w:lvl>
+    <w:lvl w:ilvl="5" w:tplc="04090005" w:tentative="1">
+      <w:start w:val="1"/>
+      <w:numFmt w:val="bullet"/>
+      <w:lvlText w:val=""/>
+      <w:lvlJc w:val="left"/>
+      <w:pPr>
+        <w:ind w:left="4320" w:hanging="360"/>
+      </w:pPr>
+      <w:rPr>
+        <w:rFonts w:ascii="Wingdings" w:hAnsi="Wingdings" w:hint="default"/>
+      </w:rPr>
+    </w:lvl>
+    <w:lvl w:ilvl="6" w:tplc="04090001" w:tentative="1">
+      <w:start w:val="1"/>
+      <w:numFmt w:val="bullet"/>
+      <w:lvlText w:val=""/>
+      <w:lvlJc w:val="left"/>
+      <w:pPr>
+        <w:ind w:left="5040" w:hanging="360"/>
+      </w:pPr>
+      <w:rPr>
+        <w:rFonts w:ascii="Symbol" w:hAnsi="Symbol" w:hint="default"/>
+      </w:rPr>
+    </w:lvl>
+    <w:lvl w:ilvl="7" w:tplc="04090003" w:tentative="1">
+      <w:start w:val="1"/>
+      <w:numFmt w:val="bullet"/>
+      <w:lvlText w:val="o"/>
+      <w:lvlJc w:val="left"/>
+      <w:pPr>
+        <w:ind w:left="5760" w:hanging="360"/>
+      </w:pPr>
+      <w:rPr>
+        <w:rFonts w:ascii="Courier New" w:hAnsi="Courier New" w:cs="Courier New" w:hint="default"/>
+      </w:rPr>
+    </w:lvl>
+    <w:lvl w:ilvl="8" w:tplc="04090005" w:tentative="1">
+      <w:start w:val="1"/>
+      <w:numFmt w:val="bullet"/>
+      <w:lvlText w:val=""/>
+      <w:lvlJc w:val="left"/>
+      <w:pPr>
+        <w:ind w:left="6480" w:hanging="360"/>
+      </w:pPr>
+      <w:rPr>
+        <w:rFonts w:ascii="Wingdings" w:hAnsi="Wingdings" w:hint="default"/>
+      </w:rPr>
+    </w:lvl>
+  </w:abstractNum>
+  <w:abstractNum w:abstractNumId="3" w15:restartNumberingAfterBreak="0">
+    <w:nsid w:val="58574A21"/>
+    <w:multiLevelType w:val="multilevel"/>
+    <w:tmpl w:val="5644BF78"/>
+    <w:lvl w:ilvl="0">
+      <w:start w:val="1"/>
+      <w:numFmt w:val="bullet"/>
+      <w:lvlText w:val=""/>
+      <w:lvlJc w:val="left"/>
+      <w:pPr>
+        <w:tabs>
+          <w:tab w:val="num" w:pos="720"/>
+        </w:tabs>
+        <w:ind w:left="720" w:hanging="360"/>
+      </w:pPr>
+      <w:rPr>
+        <w:rFonts w:ascii="Symbol" w:hAnsi="Symbol" w:hint="default"/>
+        <w:sz w:val="20"/>
+      </w:rPr>
+    </w:lvl>
+    <w:lvl w:ilvl="1" w:tentative="1">
+      <w:start w:val="1"/>
+      <w:numFmt w:val="bullet"/>
+      <w:lvlText w:val=""/>
+      <w:lvlJc w:val="left"/>
+      <w:pPr>
+        <w:tabs>
+          <w:tab w:val="num" w:pos="1440"/>
+        </w:tabs>
+        <w:ind w:left="1440" w:hanging="360"/>
+      </w:pPr>
+      <w:rPr>
+        <w:rFonts w:ascii="Symbol" w:hAnsi="Symbol" w:hint="default"/>
+        <w:sz w:val="20"/>
+      </w:rPr>
+    </w:lvl>
+    <w:lvl w:ilvl="2" w:tentative="1">
+      <w:start w:val="1"/>
+      <w:numFmt w:val="bullet"/>
+      <w:lvlText w:val=""/>
+      <w:lvlJc w:val="left"/>
+      <w:pPr>
+        <w:tabs>
+          <w:tab w:val="num" w:pos="2160"/>
+        </w:tabs>
+        <w:ind w:left="2160" w:hanging="360"/>
+      </w:pPr>
+      <w:rPr>
+        <w:rFonts w:ascii="Symbol" w:hAnsi="Symbol" w:hint="default"/>
+        <w:sz w:val="20"/>
+      </w:rPr>
+    </w:lvl>
+    <w:lvl w:ilvl="3" w:tentative="1">
+      <w:start w:val="1"/>
+      <w:numFmt w:val="bullet"/>
+      <w:lvlText w:val=""/>
+      <w:lvlJc w:val="left"/>
+      <w:pPr>
+        <w:tabs>
+          <w:tab w:val="num" w:pos="2880"/>
+        </w:tabs>
+        <w:ind w:left="2880" w:hanging="360"/>
+      </w:pPr>
+      <w:rPr>
+        <w:rFonts w:ascii="Symbol" w:hAnsi="Symbol" w:hint="default"/>
+        <w:sz w:val="20"/>
+      </w:rPr>
+    </w:lvl>
+    <w:lvl w:ilvl="4" w:tentative="1">
+      <w:start w:val="1"/>
+      <w:numFmt w:val="bullet"/>
+      <w:lvlText w:val=""/>
+      <w:lvlJc w:val="left"/>
+      <w:pPr>
+        <w:tabs>
+          <w:tab w:val="num" w:pos="3600"/>
+        </w:tabs>
+        <w:ind w:left="3600" w:hanging="360"/>
+      </w:pPr>
+      <w:rPr>
+        <w:rFonts w:ascii="Symbol" w:hAnsi="Symbol" w:hint="default"/>
+        <w:sz w:val="20"/>
+      </w:rPr>
+    </w:lvl>
+    <w:lvl w:ilvl="5" w:tentative="1">
+      <w:start w:val="1"/>
+      <w:numFmt w:val="bullet"/>
+      <w:lvlText w:val=""/>
+      <w:lvlJc w:val="left"/>
+      <w:pPr>
+        <w:tabs>
+          <w:tab w:val="num" w:pos="4320"/>
+        </w:tabs>
+        <w:ind w:left="4320" w:hanging="360"/>
+      </w:pPr>
+      <w:rPr>
+        <w:rFonts w:ascii="Symbol" w:hAnsi="Symbol" w:hint="default"/>
+        <w:sz w:val="20"/>
+      </w:rPr>
+    </w:lvl>
+    <w:lvl w:ilvl="6" w:tentative="1">
+      <w:start w:val="1"/>
+      <w:numFmt w:val="bullet"/>
+      <w:lvlText w:val=""/>
+      <w:lvlJc w:val="left"/>
+      <w:pPr>
+        <w:tabs>
+          <w:tab w:val="num" w:pos="5040"/>
+        </w:tabs>
+        <w:ind w:left="5040" w:hanging="360"/>
+      </w:pPr>
+      <w:rPr>
+        <w:rFonts w:ascii="Symbol" w:hAnsi="Symbol" w:hint="default"/>
+        <w:sz w:val="20"/>
+      </w:rPr>
+    </w:lvl>
+    <w:lvl w:ilvl="7" w:tentative="1">
+      <w:start w:val="1"/>
+      <w:numFmt w:val="bullet"/>
+      <w:lvlText w:val=""/>
+      <w:lvlJc w:val="left"/>
+      <w:pPr>
+        <w:tabs>
+          <w:tab w:val="num" w:pos="5760"/>
+        </w:tabs>
+        <w:ind w:left="5760" w:hanging="360"/>
+      </w:pPr>
+      <w:rPr>
+        <w:rFonts w:ascii="Symbol" w:hAnsi="Symbol" w:hint="default"/>
+        <w:sz w:val="20"/>
+      </w:rPr>
+    </w:lvl>
+    <w:lvl w:ilvl="8" w:tentative="1">
+      <w:start w:val="1"/>
+      <w:numFmt w:val="bullet"/>
+      <w:lvlText w:val=""/>
+      <w:lvlJc w:val="left"/>
+      <w:pPr>
+        <w:tabs>
+          <w:tab w:val="num" w:pos="6480"/>
+        </w:tabs>
+        <w:ind w:left="6480" w:hanging="360"/>
+      </w:pPr>
+      <w:rPr>
+        <w:rFonts w:ascii="Symbol" w:hAnsi="Symbol" w:hint="default"/>
+        <w:sz w:val="20"/>
+      </w:rPr>
+    </w:lvl>
+  </w:abstractNum>
+  <w:abstractNum w:abstractNumId="4" w15:restartNumberingAfterBreak="0">
     <w:nsid w:val="5B4077A7"/>
     <w:multiLevelType w:val="multilevel"/>
     <w:tmpl w:val="0FC44572"/>
@@ -1078,7 +1734,7 @@
       </w:rPr>
     </w:lvl>
   </w:abstractNum>
-  <w:abstractNum w:abstractNumId="3" w15:restartNumberingAfterBreak="0">
+  <w:abstractNum w:abstractNumId="5" w15:restartNumberingAfterBreak="0">
     <w:nsid w:val="7E2525E0"/>
     <w:multiLevelType w:val="multilevel"/>
     <w:tmpl w:val="7C8C6466"/>
@@ -1228,16 +1884,22 @@
     </w:lvl>
   </w:abstractNum>
   <w:num w:numId="1" w16cid:durableId="2145192157">
-    <w:abstractNumId w:val="3"/>
+    <w:abstractNumId w:val="5"/>
   </w:num>
   <w:num w:numId="2" w16cid:durableId="1251964198">
-    <w:abstractNumId w:val="2"/>
+    <w:abstractNumId w:val="4"/>
   </w:num>
   <w:num w:numId="3" w16cid:durableId="1895777631">
     <w:abstractNumId w:val="0"/>
   </w:num>
   <w:num w:numId="4" w16cid:durableId="779223358">
     <w:abstractNumId w:val="1"/>
+  </w:num>
+  <w:num w:numId="5" w16cid:durableId="178469260">
+    <w:abstractNumId w:val="3"/>
+  </w:num>
+  <w:num w:numId="6" w16cid:durableId="175771136">
+    <w:abstractNumId w:val="2"/>
   </w:num>
 </w:numbering>
 </file>

--- a/Theory/Learning.docx
+++ b/Theory/Learning.docx
@@ -2,6 +2,245 @@
 <file path=word/document.xml><?xml version="1.0" encoding="utf-8"?>
 <w:document xmlns:wpc="http://schemas.microsoft.com/office/word/2010/wordprocessingCanvas" xmlns:cx="http://schemas.microsoft.com/office/drawing/2014/chartex" xmlns:cx1="http://schemas.microsoft.com/office/drawing/2015/9/8/chartex" xmlns:cx2="http://schemas.microsoft.com/office/drawing/2015/10/21/chartex" xmlns:cx3="http://schemas.microsoft.com/office/drawing/2016/5/9/chartex" xmlns:cx4="http://schemas.microsoft.com/office/drawing/2016/5/10/chartex" xmlns:cx5="http://schemas.microsoft.com/office/drawing/2016/5/11/chartex" xmlns:cx6="http://schemas.microsoft.com/office/drawing/2016/5/12/chartex" xmlns:cx7="http://schemas.microsoft.com/office/drawing/2016/5/13/chartex" xmlns:cx8="http://schemas.microsoft.com/office/drawing/2016/5/14/chartex" xmlns:mc="http://schemas.openxmlformats.org/markup-compatibility/2006" xmlns:aink="http://schemas.microsoft.com/office/drawing/2016/ink" xmlns:am3d="http://schemas.microsoft.com/office/drawing/2017/model3d" xmlns:o="urn:schemas-microsoft-com:office:office" xmlns:oel="http://schemas.microsoft.com/office/2019/extlst" xmlns:r="http://schemas.openxmlformats.org/officeDocument/2006/relationships" xmlns:m="http://schemas.openxmlformats.org/officeDocument/2006/math" xmlns:v="urn:schemas-microsoft-com:vml" xmlns:wp14="http://schemas.microsoft.com/office/word/2010/wordprocessingDrawing" xmlns:wp="http://schemas.openxmlformats.org/drawingml/2006/wordprocessingDrawing" xmlns:w10="urn:schemas-microsoft-com:office:word" xmlns:w="http://schemas.openxmlformats.org/wordprocessingml/2006/main" xmlns:w14="http://schemas.microsoft.com/office/word/2010/wordml" xmlns:w15="http://schemas.microsoft.com/office/word/2012/wordml" xmlns:w16cex="http://schemas.microsoft.com/office/word/2018/wordml/cex" xmlns:w16cid="http://schemas.microsoft.com/office/word/2016/wordml/cid" xmlns:w16="http://schemas.microsoft.com/office/word/2018/wordml" xmlns:w16du="http://schemas.microsoft.com/office/word/2023/wordml/word16du" xmlns:w16sdtdh="http://schemas.microsoft.com/office/word/2020/wordml/sdtdatahash" xmlns:w16sdtfl="http://schemas.microsoft.com/office/word/2024/wordml/sdtformatlock" xmlns:w16se="http://schemas.microsoft.com/office/word/2015/wordml/symex" xmlns:wpg="http://schemas.microsoft.com/office/word/2010/wordprocessingGroup" xmlns:wpi="http://schemas.microsoft.com/office/word/2010/wordprocessingInk" xmlns:wne="http://schemas.microsoft.com/office/word/2006/wordml" xmlns:wps="http://schemas.microsoft.com/office/word/2010/wordprocessingShape" mc:Ignorable="w14 w15 w16se w16cid w16 w16cex w16sdtdh w16sdtfl w16du wp14">
   <w:body>
+    <w:p>
+      <w:pPr>
+        <w:rPr>
+          <w:b/>
+          <w:bCs/>
+          <w:sz w:val="32"/>
+          <w:szCs w:val="32"/>
+        </w:rPr>
+      </w:pPr>
+      <w:r>
+        <w:rPr>
+          <w:b/>
+          <w:bCs/>
+          <w:sz w:val="32"/>
+          <w:szCs w:val="32"/>
+        </w:rPr>
+        <w:t>Arrays</w:t>
+      </w:r>
+    </w:p>
+    <w:p>
+      <w:r>
+        <w:t xml:space="preserve">For rotation </w:t>
+      </w:r>
+    </w:p>
+    <w:p>
+      <w:r>
+        <w:t xml:space="preserve">If we want to rotate the array for k times and so k can be greater </w:t>
+      </w:r>
+      <w:proofErr w:type="gramStart"/>
+      <w:r>
+        <w:t>then</w:t>
+      </w:r>
+      <w:proofErr w:type="gramEnd"/>
+      <w:r>
+        <w:t xml:space="preserve"> length of the array.</w:t>
+      </w:r>
+    </w:p>
+    <w:p>
+      <w:r>
+        <w:t>We can use the formula k=</w:t>
+      </w:r>
+      <w:proofErr w:type="spellStart"/>
+      <w:r>
+        <w:t>k%n</w:t>
+      </w:r>
+      <w:proofErr w:type="spellEnd"/>
+      <w:r>
+        <w:t xml:space="preserve"> to fix this problem.</w:t>
+      </w:r>
+    </w:p>
+    <w:p>
+      <w:r>
+        <w:rPr>
+          <w:b/>
+          <w:bCs/>
+        </w:rPr>
+        <w:t>Right rotation</w:t>
+      </w:r>
+      <w:r>
+        <w:t xml:space="preserve"> means u take the elements from the right and put in the left</w:t>
+      </w:r>
+    </w:p>
+    <w:p>
+      <w:r>
+        <w:rPr>
+          <w:b/>
+          <w:bCs/>
+        </w:rPr>
+        <w:t>Left rotation</w:t>
+      </w:r>
+      <w:r>
+        <w:t xml:space="preserve"> means u take the elements from the left and put in the right</w:t>
+      </w:r>
+    </w:p>
+    <w:p/>
+    <w:p>
+      <w:pPr>
+        <w:rPr>
+          <w:b/>
+          <w:bCs/>
+        </w:rPr>
+      </w:pPr>
+      <w:r>
+        <w:rPr>
+          <w:b/>
+          <w:bCs/>
+        </w:rPr>
+        <w:t>Why did temp = [...temp2] not "push" to temp?</w:t>
+      </w:r>
+    </w:p>
+    <w:p>
+      <w:r>
+        <w:t>[...temp2] does </w:t>
+      </w:r>
+      <w:r>
+        <w:rPr>
+          <w:b/>
+          <w:bCs/>
+        </w:rPr>
+        <w:t>not push into</w:t>
+      </w:r>
+      <w:r>
+        <w:t> temp. It creates a </w:t>
+      </w:r>
+      <w:proofErr w:type="gramStart"/>
+      <w:r>
+        <w:rPr>
+          <w:b/>
+          <w:bCs/>
+        </w:rPr>
+        <w:t>brand new</w:t>
+      </w:r>
+      <w:proofErr w:type="gramEnd"/>
+      <w:r>
+        <w:rPr>
+          <w:b/>
+          <w:bCs/>
+        </w:rPr>
+        <w:t xml:space="preserve"> array</w:t>
+      </w:r>
+      <w:r>
+        <w:t> and reassigns temp to point to it.</w:t>
+      </w:r>
+    </w:p>
+    <w:p>
+      <w:r>
+        <w:drawing>
+          <wp:inline distT="0" distB="0" distL="0" distR="0" wp14:anchorId="2E6F54B7" wp14:editId="5642D975">
+            <wp:extent cx="5943600" cy="419100"/>
+            <wp:effectExtent l="0" t="0" r="0" b="0"/>
+            <wp:docPr id="1070077053" name="Picture 1"/>
+            <wp:cNvGraphicFramePr>
+              <a:graphicFrameLocks xmlns:a="http://schemas.openxmlformats.org/drawingml/2006/main" noChangeAspect="1"/>
+            </wp:cNvGraphicFramePr>
+            <a:graphic xmlns:a="http://schemas.openxmlformats.org/drawingml/2006/main">
+              <a:graphicData uri="http://schemas.openxmlformats.org/drawingml/2006/picture">
+                <pic:pic xmlns:pic="http://schemas.openxmlformats.org/drawingml/2006/picture">
+                  <pic:nvPicPr>
+                    <pic:cNvPr id="1070077053" name=""/>
+                    <pic:cNvPicPr/>
+                  </pic:nvPicPr>
+                  <pic:blipFill>
+                    <a:blip r:embed="rId5"/>
+                    <a:stretch>
+                      <a:fillRect/>
+                    </a:stretch>
+                  </pic:blipFill>
+                  <pic:spPr>
+                    <a:xfrm>
+                      <a:off x="0" y="0"/>
+                      <a:ext cx="5943600" cy="419100"/>
+                    </a:xfrm>
+                    <a:prstGeom prst="rect">
+                      <a:avLst/>
+                    </a:prstGeom>
+                  </pic:spPr>
+                </pic:pic>
+              </a:graphicData>
+            </a:graphic>
+          </wp:inline>
+        </w:drawing>
+      </w:r>
+    </w:p>
+    <w:p>
+      <w:proofErr w:type="gramStart"/>
+      <w:r>
+        <w:t>So</w:t>
+      </w:r>
+      <w:proofErr w:type="gramEnd"/>
+      <w:r>
+        <w:t xml:space="preserve"> whatever you had built in temp from the first loop is </w:t>
+      </w:r>
+      <w:r>
+        <w:rPr>
+          <w:b/>
+          <w:bCs/>
+        </w:rPr>
+        <w:t>thrown away</w:t>
+      </w:r>
+      <w:r>
+        <w:t>. The variable temp now just points to a fresh copy of temp2.</w:t>
+      </w:r>
+    </w:p>
+    <w:p>
+      <w:r>
+        <w:t>What you likely wanted was to </w:t>
+      </w:r>
+      <w:r>
+        <w:rPr>
+          <w:b/>
+          <w:bCs/>
+        </w:rPr>
+        <w:t>concatenate</w:t>
+      </w:r>
+      <w:r>
+        <w:t>, not replace:</w:t>
+      </w:r>
+    </w:p>
+    <w:p>
+      <w:r>
+        <w:drawing>
+          <wp:inline distT="0" distB="0" distL="0" distR="0" wp14:anchorId="583308D1" wp14:editId="570EBB6C">
+            <wp:extent cx="5943600" cy="389255"/>
+            <wp:effectExtent l="0" t="0" r="0" b="0"/>
+            <wp:docPr id="97168809" name="Picture 1"/>
+            <wp:cNvGraphicFramePr>
+              <a:graphicFrameLocks xmlns:a="http://schemas.openxmlformats.org/drawingml/2006/main" noChangeAspect="1"/>
+            </wp:cNvGraphicFramePr>
+            <a:graphic xmlns:a="http://schemas.openxmlformats.org/drawingml/2006/main">
+              <a:graphicData uri="http://schemas.openxmlformats.org/drawingml/2006/picture">
+                <pic:pic xmlns:pic="http://schemas.openxmlformats.org/drawingml/2006/picture">
+                  <pic:nvPicPr>
+                    <pic:cNvPr id="97168809" name=""/>
+                    <pic:cNvPicPr/>
+                  </pic:nvPicPr>
+                  <pic:blipFill>
+                    <a:blip r:embed="rId6"/>
+                    <a:stretch>
+                      <a:fillRect/>
+                    </a:stretch>
+                  </pic:blipFill>
+                  <pic:spPr>
+                    <a:xfrm>
+                      <a:off x="0" y="0"/>
+                      <a:ext cx="5943600" cy="389255"/>
+                    </a:xfrm>
+                    <a:prstGeom prst="rect">
+                      <a:avLst/>
+                    </a:prstGeom>
+                  </pic:spPr>
+                </pic:pic>
+              </a:graphicData>
+            </a:graphic>
+          </wp:inline>
+        </w:drawing>
+      </w:r>
+    </w:p>
+    <w:p/>
+    <w:p/>
     <w:p>
       <w:pPr>
         <w:rPr>
@@ -76,12 +315,53 @@
         </w:numPr>
       </w:pPr>
       <w:r>
-        <w:t>For example if u want to reduce ((())) to (()). Then u have to reduce one level.</w:t>
-      </w:r>
-    </w:p>
-    <w:p>
-      <w:r>
-        <w:t>If u want to add the next element not the current element then first u check the condition and then increment. If u increment first then check the condition then u will add the current element.</w:t>
+        <w:t xml:space="preserve">For </w:t>
+      </w:r>
+      <w:proofErr w:type="gramStart"/>
+      <w:r>
+        <w:t>example</w:t>
+      </w:r>
+      <w:proofErr w:type="gramEnd"/>
+      <w:r>
+        <w:t xml:space="preserve"> if u want to reduce ((())) to (()). Then u have to reduce one level.</w:t>
+      </w:r>
+    </w:p>
+    <w:p>
+      <w:r>
+        <w:lastRenderedPageBreak/>
+        <w:t xml:space="preserve">If u want to add the next element not the current </w:t>
+      </w:r>
+      <w:proofErr w:type="gramStart"/>
+      <w:r>
+        <w:t>element</w:t>
+      </w:r>
+      <w:proofErr w:type="gramEnd"/>
+      <w:r>
+        <w:t xml:space="preserve"> then first u </w:t>
+      </w:r>
+      <w:proofErr w:type="gramStart"/>
+      <w:r>
+        <w:t>check</w:t>
+      </w:r>
+      <w:proofErr w:type="gramEnd"/>
+      <w:r>
+        <w:t xml:space="preserve"> the condition and then increment. If u increment first then </w:t>
+      </w:r>
+      <w:proofErr w:type="gramStart"/>
+      <w:r>
+        <w:t>check</w:t>
+      </w:r>
+      <w:proofErr w:type="gramEnd"/>
+      <w:r>
+        <w:t xml:space="preserve"> the </w:t>
+      </w:r>
+      <w:proofErr w:type="gramStart"/>
+      <w:r>
+        <w:t>condition</w:t>
+      </w:r>
+      <w:proofErr w:type="gramEnd"/>
+      <w:r>
+        <w:t xml:space="preserve"> then u will add the current element.</w:t>
       </w:r>
     </w:p>
     <w:p/>
@@ -173,7 +453,15 @@
       </w:r>
       <w:proofErr w:type="spellEnd"/>
       <w:r>
-        <w:t xml:space="preserve">(0,ravi.length-1) then It will give </w:t>
+        <w:t xml:space="preserve">(0,ravi.length-1) then </w:t>
+      </w:r>
+      <w:proofErr w:type="gramStart"/>
+      <w:r>
+        <w:t>It</w:t>
+      </w:r>
+      <w:proofErr w:type="gramEnd"/>
+      <w:r>
+        <w:t xml:space="preserve"> will give </w:t>
       </w:r>
       <w:proofErr w:type="spellStart"/>
       <w:r>
@@ -190,7 +478,6 @@
     <w:p>
       <w:proofErr w:type="spellStart"/>
       <w:r>
-        <w:lastRenderedPageBreak/>
         <w:t>String.prototype.substring</w:t>
       </w:r>
       <w:proofErr w:type="spellEnd"/>
@@ -229,7 +516,7 @@
                     <pic:cNvPicPr/>
                   </pic:nvPicPr>
                   <pic:blipFill>
-                    <a:blip r:embed="rId5"/>
+                    <a:blip r:embed="rId7"/>
                     <a:stretch>
                       <a:fillRect/>
                     </a:stretch>
@@ -337,6 +624,7 @@
     </w:p>
     <w:p>
       <w:r>
+        <w:lastRenderedPageBreak/>
         <w:t>Think of a string like a row of numbered boxes starting from 0:</w:t>
       </w:r>
     </w:p>
@@ -361,7 +649,7 @@
                     <pic:cNvPicPr/>
                   </pic:nvPicPr>
                   <pic:blipFill>
-                    <a:blip r:embed="rId6"/>
+                    <a:blip r:embed="rId8"/>
                     <a:stretch>
                       <a:fillRect/>
                     </a:stretch>
@@ -404,7 +692,7 @@
                     <pic:cNvPicPr/>
                   </pic:nvPicPr>
                   <pic:blipFill>
-                    <a:blip r:embed="rId7"/>
+                    <a:blip r:embed="rId9"/>
                     <a:stretch>
                       <a:fillRect/>
                     </a:stretch>
@@ -481,7 +769,7 @@
                     <pic:cNvPicPr/>
                   </pic:nvPicPr>
                   <pic:blipFill>
-                    <a:blip r:embed="rId8"/>
+                    <a:blip r:embed="rId10"/>
                     <a:stretch>
                       <a:fillRect/>
                     </a:stretch>
@@ -538,7 +826,7 @@
                     <pic:cNvPicPr/>
                   </pic:nvPicPr>
                   <pic:blipFill>
-                    <a:blip r:embed="rId9"/>
+                    <a:blip r:embed="rId11"/>
                     <a:stretch>
                       <a:fillRect/>
                     </a:stretch>
@@ -571,7 +859,6 @@
           <w:b/>
           <w:bCs/>
         </w:rPr>
-        <w:lastRenderedPageBreak/>
         <w:t>Start equals End → Returns empty string</w:t>
       </w:r>
     </w:p>
@@ -596,7 +883,7 @@
                     <pic:cNvPicPr/>
                   </pic:nvPicPr>
                   <pic:blipFill>
-                    <a:blip r:embed="rId10"/>
+                    <a:blip r:embed="rId12"/>
                     <a:stretch>
                       <a:fillRect/>
                     </a:stretch>
@@ -642,6 +929,7 @@
         <w:rPr>
           <w:noProof/>
         </w:rPr>
+        <w:lastRenderedPageBreak/>
         <w:drawing>
           <wp:inline distT="0" distB="0" distL="0" distR="0" wp14:anchorId="42139857" wp14:editId="760E52C7">
             <wp:extent cx="4806043" cy="1074171"/>
@@ -658,7 +946,7 @@
                     <pic:cNvPicPr/>
                   </pic:nvPicPr>
                   <pic:blipFill>
-                    <a:blip r:embed="rId11"/>
+                    <a:blip r:embed="rId13"/>
                     <a:stretch>
                       <a:fillRect/>
                     </a:stretch>
@@ -698,7 +986,7 @@
                     <pic:cNvPicPr/>
                   </pic:nvPicPr>
                   <pic:blipFill>
-                    <a:blip r:embed="rId12"/>
+                    <a:blip r:embed="rId14"/>
                     <a:stretch>
                       <a:fillRect/>
                     </a:stretch>
@@ -740,7 +1028,7 @@
                     <pic:cNvPicPr/>
                   </pic:nvPicPr>
                   <pic:blipFill>
-                    <a:blip r:embed="rId13"/>
+                    <a:blip r:embed="rId15"/>
                     <a:stretch>
                       <a:fillRect/>
                     </a:stretch>
@@ -854,7 +1142,23 @@
           <w:b/>
           <w:bCs/>
         </w:rPr>
-        <w:t>How to convert a string to a array (even with trailing and leading whitespace)</w:t>
+        <w:t xml:space="preserve">How to convert a string to </w:t>
+      </w:r>
+      <w:proofErr w:type="gramStart"/>
+      <w:r>
+        <w:rPr>
+          <w:b/>
+          <w:bCs/>
+        </w:rPr>
+        <w:t>a</w:t>
+      </w:r>
+      <w:proofErr w:type="gramEnd"/>
+      <w:r>
+        <w:rPr>
+          <w:b/>
+          <w:bCs/>
+        </w:rPr>
+        <w:t xml:space="preserve"> array (even with trailing and leading whitespace)</w:t>
       </w:r>
     </w:p>
     <w:p>
@@ -862,6 +1166,7 @@
         <w:rPr>
           <w:noProof/>
         </w:rPr>
+        <w:lastRenderedPageBreak/>
         <w:drawing>
           <wp:inline distT="0" distB="0" distL="0" distR="0" wp14:anchorId="723AE9D3" wp14:editId="0081E571">
             <wp:extent cx="5943600" cy="1231265"/>
@@ -878,7 +1183,7 @@
                     <pic:cNvPicPr/>
                   </pic:nvPicPr>
                   <pic:blipFill>
-                    <a:blip r:embed="rId14"/>
+                    <a:blip r:embed="rId16"/>
                     <a:stretch>
                       <a:fillRect/>
                     </a:stretch>
@@ -992,7 +1297,7 @@
                     <pic:cNvPicPr/>
                   </pic:nvPicPr>
                   <pic:blipFill>
-                    <a:blip r:embed="rId15"/>
+                    <a:blip r:embed="rId17"/>
                     <a:stretch>
                       <a:fillRect/>
                     </a:stretch>

--- a/Theory/Learning.docx
+++ b/Theory/Learning.docx
@@ -18,6 +18,95 @@
           <w:sz w:val="32"/>
           <w:szCs w:val="32"/>
         </w:rPr>
+        <w:t>XOR</w:t>
+      </w:r>
+    </w:p>
+    <w:p>
+      <w:pPr>
+        <w:rPr>
+          <w:bCs/>
+        </w:rPr>
+      </w:pPr>
+      <w:r>
+        <w:rPr>
+          <w:bCs/>
+        </w:rPr>
+        <w:t>1 ^ 1 = 0</w:t>
+      </w:r>
+    </w:p>
+    <w:p>
+      <w:pPr>
+        <w:rPr>
+          <w:bCs/>
+        </w:rPr>
+      </w:pPr>
+      <w:r>
+        <w:rPr>
+          <w:bCs/>
+        </w:rPr>
+        <w:t>0 ^ 1 = 1</w:t>
+      </w:r>
+    </w:p>
+    <w:p>
+      <w:pPr>
+        <w:rPr>
+          <w:bCs/>
+        </w:rPr>
+      </w:pPr>
+    </w:p>
+    <w:p>
+      <w:pPr>
+        <w:rPr>
+          <w:bCs/>
+        </w:rPr>
+      </w:pPr>
+      <w:r>
+        <w:rPr>
+          <w:bCs/>
+        </w:rPr>
+        <w:t>To find the element appearing once in between the elements appearing twice u can use XOR</w:t>
+      </w:r>
+    </w:p>
+    <w:p>
+      <w:pPr>
+        <w:rPr>
+          <w:bCs/>
+        </w:rPr>
+      </w:pPr>
+    </w:p>
+    <w:p>
+      <w:pPr>
+        <w:rPr>
+          <w:bCs/>
+        </w:rPr>
+      </w:pPr>
+    </w:p>
+    <w:p>
+      <w:pPr>
+        <w:rPr>
+          <w:b/>
+          <w:bCs/>
+          <w:sz w:val="32"/>
+          <w:szCs w:val="32"/>
+        </w:rPr>
+      </w:pPr>
+    </w:p>
+    <w:p>
+      <w:pPr>
+        <w:rPr>
+          <w:b/>
+          <w:bCs/>
+          <w:sz w:val="32"/>
+          <w:szCs w:val="32"/>
+        </w:rPr>
+      </w:pPr>
+      <w:r>
+        <w:rPr>
+          <w:b/>
+          <w:bCs/>
+          <w:sz w:val="32"/>
+          <w:szCs w:val="32"/>
+        </w:rPr>
         <w:t>Arrays</w:t>
       </w:r>
     </w:p>
@@ -28,15 +117,7 @@
     </w:p>
     <w:p>
       <w:r>
-        <w:t xml:space="preserve">If we want to rotate the array for k times and so k can be greater </w:t>
-      </w:r>
-      <w:proofErr w:type="gramStart"/>
-      <w:r>
-        <w:t>then</w:t>
-      </w:r>
-      <w:proofErr w:type="gramEnd"/>
-      <w:r>
-        <w:t xml:space="preserve"> length of the array.</w:t>
+        <w:t>If we want to rotate the array for k times and so k can be greater then length of the array.</w:t>
       </w:r>
     </w:p>
     <w:p>
@@ -106,21 +187,12 @@
       <w:r>
         <w:t> temp. It creates a </w:t>
       </w:r>
-      <w:proofErr w:type="gramStart"/>
-      <w:r>
-        <w:rPr>
-          <w:b/>
-          <w:bCs/>
-        </w:rPr>
-        <w:t>brand new</w:t>
-      </w:r>
-      <w:proofErr w:type="gramEnd"/>
-      <w:r>
-        <w:rPr>
-          <w:b/>
-          <w:bCs/>
-        </w:rPr>
-        <w:t xml:space="preserve"> array</w:t>
+      <w:r>
+        <w:rPr>
+          <w:b/>
+          <w:bCs/>
+        </w:rPr>
+        <w:t>brand new array</w:t>
       </w:r>
       <w:r>
         <w:t> and reassigns temp to point to it.</w:t>
@@ -128,6 +200,9 @@
     </w:p>
     <w:p>
       <w:r>
+        <w:rPr>
+          <w:noProof/>
+        </w:rPr>
         <w:drawing>
           <wp:inline distT="0" distB="0" distL="0" distR="0" wp14:anchorId="2E6F54B7" wp14:editId="5642D975">
             <wp:extent cx="5943600" cy="419100"/>
@@ -166,13 +241,8 @@
       </w:r>
     </w:p>
     <w:p>
-      <w:proofErr w:type="gramStart"/>
-      <w:r>
-        <w:t>So</w:t>
-      </w:r>
-      <w:proofErr w:type="gramEnd"/>
-      <w:r>
-        <w:t xml:space="preserve"> whatever you had built in temp from the first loop is </w:t>
+      <w:r>
+        <w:t>So whatever you had built in temp from the first loop is </w:t>
       </w:r>
       <w:r>
         <w:rPr>
@@ -202,6 +272,9 @@
     </w:p>
     <w:p>
       <w:r>
+        <w:rPr>
+          <w:noProof/>
+        </w:rPr>
         <w:drawing>
           <wp:inline distT="0" distB="0" distL="0" distR="0" wp14:anchorId="583308D1" wp14:editId="570EBB6C">
             <wp:extent cx="5943600" cy="389255"/>
@@ -315,53 +388,12 @@
         </w:numPr>
       </w:pPr>
       <w:r>
-        <w:t xml:space="preserve">For </w:t>
-      </w:r>
-      <w:proofErr w:type="gramStart"/>
-      <w:r>
-        <w:t>example</w:t>
-      </w:r>
-      <w:proofErr w:type="gramEnd"/>
-      <w:r>
-        <w:t xml:space="preserve"> if u want to reduce ((())) to (()). Then u have to reduce one level.</w:t>
-      </w:r>
-    </w:p>
-    <w:p>
-      <w:r>
-        <w:lastRenderedPageBreak/>
-        <w:t xml:space="preserve">If u want to add the next element not the current </w:t>
-      </w:r>
-      <w:proofErr w:type="gramStart"/>
-      <w:r>
-        <w:t>element</w:t>
-      </w:r>
-      <w:proofErr w:type="gramEnd"/>
-      <w:r>
-        <w:t xml:space="preserve"> then first u </w:t>
-      </w:r>
-      <w:proofErr w:type="gramStart"/>
-      <w:r>
-        <w:t>check</w:t>
-      </w:r>
-      <w:proofErr w:type="gramEnd"/>
-      <w:r>
-        <w:t xml:space="preserve"> the condition and then increment. If u increment first then </w:t>
-      </w:r>
-      <w:proofErr w:type="gramStart"/>
-      <w:r>
-        <w:t>check</w:t>
-      </w:r>
-      <w:proofErr w:type="gramEnd"/>
-      <w:r>
-        <w:t xml:space="preserve"> the </w:t>
-      </w:r>
-      <w:proofErr w:type="gramStart"/>
-      <w:r>
-        <w:t>condition</w:t>
-      </w:r>
-      <w:proofErr w:type="gramEnd"/>
-      <w:r>
-        <w:t xml:space="preserve"> then u will add the current element.</w:t>
+        <w:t>For example if u want to reduce ((())) to (()). Then u have to reduce one level.</w:t>
+      </w:r>
+    </w:p>
+    <w:p>
+      <w:r>
+        <w:t>If u want to add the next element not the current element then first u check the condition and then increment. If u increment first then check the condition then u will add the current element.</w:t>
       </w:r>
     </w:p>
     <w:p/>
@@ -453,15 +485,7 @@
       </w:r>
       <w:proofErr w:type="spellEnd"/>
       <w:r>
-        <w:t xml:space="preserve">(0,ravi.length-1) then </w:t>
-      </w:r>
-      <w:proofErr w:type="gramStart"/>
-      <w:r>
-        <w:t>It</w:t>
-      </w:r>
-      <w:proofErr w:type="gramEnd"/>
-      <w:r>
-        <w:t xml:space="preserve"> will give </w:t>
+        <w:t xml:space="preserve">(0,ravi.length-1) then It will give </w:t>
       </w:r>
       <w:proofErr w:type="spellStart"/>
       <w:r>
@@ -478,6 +502,7 @@
     <w:p>
       <w:proofErr w:type="spellStart"/>
       <w:r>
+        <w:lastRenderedPageBreak/>
         <w:t>String.prototype.substring</w:t>
       </w:r>
       <w:proofErr w:type="spellEnd"/>
@@ -624,7 +649,6 @@
     </w:p>
     <w:p>
       <w:r>
-        <w:lastRenderedPageBreak/>
         <w:t>Think of a string like a row of numbered boxes starting from 0:</w:t>
       </w:r>
     </w:p>
@@ -859,6 +883,7 @@
           <w:b/>
           <w:bCs/>
         </w:rPr>
+        <w:lastRenderedPageBreak/>
         <w:t>Start equals End → Returns empty string</w:t>
       </w:r>
     </w:p>
@@ -929,7 +954,6 @@
         <w:rPr>
           <w:noProof/>
         </w:rPr>
-        <w:lastRenderedPageBreak/>
         <w:drawing>
           <wp:inline distT="0" distB="0" distL="0" distR="0" wp14:anchorId="42139857" wp14:editId="760E52C7">
             <wp:extent cx="4806043" cy="1074171"/>
@@ -1142,23 +1166,7 @@
           <w:b/>
           <w:bCs/>
         </w:rPr>
-        <w:t xml:space="preserve">How to convert a string to </w:t>
-      </w:r>
-      <w:proofErr w:type="gramStart"/>
-      <w:r>
-        <w:rPr>
-          <w:b/>
-          <w:bCs/>
-        </w:rPr>
-        <w:t>a</w:t>
-      </w:r>
-      <w:proofErr w:type="gramEnd"/>
-      <w:r>
-        <w:rPr>
-          <w:b/>
-          <w:bCs/>
-        </w:rPr>
-        <w:t xml:space="preserve"> array (even with trailing and leading whitespace)</w:t>
+        <w:t>How to convert a string to a array (even with trailing and leading whitespace)</w:t>
       </w:r>
     </w:p>
     <w:p>
@@ -1166,7 +1174,6 @@
         <w:rPr>
           <w:noProof/>
         </w:rPr>
-        <w:lastRenderedPageBreak/>
         <w:drawing>
           <wp:inline distT="0" distB="0" distL="0" distR="0" wp14:anchorId="723AE9D3" wp14:editId="0081E571">
             <wp:extent cx="5943600" cy="1231265"/>
@@ -2812,6 +2819,7 @@
   <w:style w:type="character" w:default="1" w:styleId="DefaultParagraphFont">
     <w:name w:val="Default Paragraph Font"/>
     <w:uiPriority w:val="1"/>
+    <w:semiHidden/>
     <w:unhideWhenUsed/>
   </w:style>
   <w:style w:type="table" w:default="1" w:styleId="TableNormal">

--- a/Theory/Learning.docx
+++ b/Theory/Learning.docx
@@ -122,15 +122,7 @@
     </w:p>
     <w:p>
       <w:r>
-        <w:t>We can use the formula k=</w:t>
-      </w:r>
-      <w:proofErr w:type="spellStart"/>
-      <w:r>
-        <w:t>k%n</w:t>
-      </w:r>
-      <w:proofErr w:type="spellEnd"/>
-      <w:r>
-        <w:t xml:space="preserve"> to fix this problem.</w:t>
+        <w:t>We can use the formula k=k%n to fix this problem.</w:t>
       </w:r>
     </w:p>
     <w:p>
@@ -410,35 +402,17 @@
     </w:p>
     <w:p>
       <w:r>
-        <w:t>Let str=”</w:t>
-      </w:r>
-      <w:proofErr w:type="spellStart"/>
-      <w:r>
-        <w:t>ravi</w:t>
-      </w:r>
-      <w:proofErr w:type="spellEnd"/>
-      <w:r>
-        <w:t>”;</w:t>
-      </w:r>
-    </w:p>
-    <w:p>
-      <w:proofErr w:type="spellStart"/>
-      <w:r>
-        <w:t>Str.indexof</w:t>
-      </w:r>
-      <w:proofErr w:type="spellEnd"/>
-      <w:r>
-        <w:t>(“avi”); // this will give u 1 because the value starts from the index 1 in the str.</w:t>
-      </w:r>
-    </w:p>
-    <w:p>
-      <w:proofErr w:type="spellStart"/>
-      <w:r>
-        <w:t>indexOf</w:t>
-      </w:r>
-      <w:proofErr w:type="spellEnd"/>
-      <w:r>
-        <w:t>() returns the first index if the value in the bracket is present in the string.</w:t>
+        <w:t>Let str=”ravi”;</w:t>
+      </w:r>
+    </w:p>
+    <w:p>
+      <w:r>
+        <w:t>Str.indexof(“avi”); // this will give u 1 because the value starts from the index 1 in the str.</w:t>
+      </w:r>
+    </w:p>
+    <w:p>
+      <w:r>
+        <w:t>indexOf() returns the first index if the value in the bracket is present in the string.</w:t>
       </w:r>
     </w:p>
     <w:p/>
@@ -454,44 +428,18 @@
     </w:p>
     <w:p>
       <w:r>
-        <w:t>Prefix=</w:t>
-      </w:r>
-      <w:proofErr w:type="spellStart"/>
-      <w:r>
-        <w:t>prefix.slice</w:t>
-      </w:r>
-      <w:proofErr w:type="spellEnd"/>
-      <w:r>
-        <w:t xml:space="preserve">(0,prefix.length-1) then it removes one letter at the end and give back only remaining word </w:t>
-      </w:r>
-    </w:p>
-    <w:p>
-      <w:r>
-        <w:t xml:space="preserve">For example: </w:t>
-      </w:r>
-      <w:proofErr w:type="spellStart"/>
-      <w:r>
-        <w:t>ravi</w:t>
-      </w:r>
-      <w:proofErr w:type="spellEnd"/>
-    </w:p>
-    <w:p>
-      <w:r>
-        <w:t xml:space="preserve">If u do </w:t>
-      </w:r>
-      <w:proofErr w:type="spellStart"/>
-      <w:r>
-        <w:t>ravi.slice</w:t>
-      </w:r>
-      <w:proofErr w:type="spellEnd"/>
-      <w:r>
-        <w:t xml:space="preserve">(0,ravi.length-1) then It will give </w:t>
-      </w:r>
-      <w:proofErr w:type="spellStart"/>
-      <w:r>
-        <w:t>rav</w:t>
-      </w:r>
-      <w:proofErr w:type="spellEnd"/>
+        <w:t xml:space="preserve">Prefix=prefix.slice(0,prefix.length-1) then it removes one letter at the end and give back only remaining word </w:t>
+      </w:r>
+    </w:p>
+    <w:p>
+      <w:r>
+        <w:t>For example: ravi</w:t>
+      </w:r>
+    </w:p>
+    <w:p>
+      <w:r>
+        <w:t>If u do ravi.slice(0,ravi.length-1) then It will give rav</w:t>
+      </w:r>
     </w:p>
     <w:p/>
     <w:p>
@@ -500,14 +448,9 @@
       </w:r>
     </w:p>
     <w:p>
-      <w:proofErr w:type="spellStart"/>
       <w:r>
         <w:lastRenderedPageBreak/>
-        <w:t>String.prototype.substring</w:t>
-      </w:r>
-      <w:proofErr w:type="spellEnd"/>
-      <w:r>
-        <w:t>() is a built-in JavaScript method that </w:t>
+        <w:t>String.prototype.substring() is a built-in JavaScript method that </w:t>
       </w:r>
       <w:r>
         <w:rPr>
@@ -569,7 +512,6 @@
           <w:numId w:val="1"/>
         </w:numPr>
       </w:pPr>
-      <w:proofErr w:type="spellStart"/>
       <w:r>
         <w:rPr>
           <w:b/>
@@ -577,7 +519,6 @@
         </w:rPr>
         <w:t>startIndex</w:t>
       </w:r>
-      <w:proofErr w:type="spellEnd"/>
       <w:r>
         <w:t> </w:t>
       </w:r>
@@ -599,7 +540,6 @@
           <w:numId w:val="1"/>
         </w:numPr>
       </w:pPr>
-      <w:proofErr w:type="spellStart"/>
       <w:r>
         <w:rPr>
           <w:b/>
@@ -607,7 +547,6 @@
         </w:rPr>
         <w:t>endIndex</w:t>
       </w:r>
-      <w:proofErr w:type="spellEnd"/>
       <w:r>
         <w:t> </w:t>
       </w:r>
@@ -1076,13 +1015,8 @@
     <w:p/>
     <w:p>
       <w:r>
-        <w:t xml:space="preserve">Substring === </w:t>
-      </w:r>
-      <w:proofErr w:type="spellStart"/>
-      <w:r>
-        <w:t>Contigeous</w:t>
-      </w:r>
-      <w:proofErr w:type="spellEnd"/>
+        <w:t>Substring === Contigeous</w:t>
+      </w:r>
     </w:p>
     <w:p>
       <w:pPr>
@@ -1325,6 +1259,317 @@
         </w:drawing>
       </w:r>
     </w:p>
+    <w:p/>
+    <w:p>
+      <w:r>
+        <w:br w:type="page"/>
+      </w:r>
+    </w:p>
+    <w:p>
+      <w:pPr>
+        <w:rPr>
+          <w:b/>
+          <w:bCs/>
+          <w:sz w:val="32"/>
+          <w:szCs w:val="32"/>
+        </w:rPr>
+      </w:pPr>
+      <w:r>
+        <w:rPr>
+          <w:b/>
+          <w:bCs/>
+          <w:sz w:val="32"/>
+          <w:szCs w:val="32"/>
+        </w:rPr>
+        <w:lastRenderedPageBreak/>
+        <w:t>Kadane's Algorithm : Maximum Subarray Sum in an Array</w:t>
+      </w:r>
+    </w:p>
+    <w:p>
+      <w:r>
+        <w:drawing>
+          <wp:inline distT="0" distB="0" distL="0" distR="0" wp14:anchorId="7D21DE69" wp14:editId="7CC0B094">
+            <wp:extent cx="5943600" cy="1333500"/>
+            <wp:effectExtent l="0" t="0" r="0" b="0"/>
+            <wp:docPr id="1161026473" name="Picture 1"/>
+            <wp:cNvGraphicFramePr>
+              <a:graphicFrameLocks xmlns:a="http://schemas.openxmlformats.org/drawingml/2006/main" noChangeAspect="1"/>
+            </wp:cNvGraphicFramePr>
+            <a:graphic xmlns:a="http://schemas.openxmlformats.org/drawingml/2006/main">
+              <a:graphicData uri="http://schemas.openxmlformats.org/drawingml/2006/picture">
+                <pic:pic xmlns:pic="http://schemas.openxmlformats.org/drawingml/2006/picture">
+                  <pic:nvPicPr>
+                    <pic:cNvPr id="1161026473" name=""/>
+                    <pic:cNvPicPr/>
+                  </pic:nvPicPr>
+                  <pic:blipFill>
+                    <a:blip r:embed="rId18"/>
+                    <a:stretch>
+                      <a:fillRect/>
+                    </a:stretch>
+                  </pic:blipFill>
+                  <pic:spPr>
+                    <a:xfrm>
+                      <a:off x="0" y="0"/>
+                      <a:ext cx="5943600" cy="1333500"/>
+                    </a:xfrm>
+                    <a:prstGeom prst="rect">
+                      <a:avLst/>
+                    </a:prstGeom>
+                  </pic:spPr>
+                </pic:pic>
+              </a:graphicData>
+            </a:graphic>
+          </wp:inline>
+        </w:drawing>
+      </w:r>
+    </w:p>
+    <w:p>
+      <w:r>
+        <w:rPr>
+          <w:b/>
+          <w:bCs/>
+        </w:rPr>
+        <w:t>Problem Statement: </w:t>
+      </w:r>
+      <w:r>
+        <w:t>Given an integer array nums, find the subarray with the largest sum and return the sum of the elements present in that subarray.</w:t>
+      </w:r>
+    </w:p>
+    <w:p/>
+    <w:p>
+      <w:pPr>
+        <w:rPr>
+          <w:b/>
+          <w:bCs/>
+        </w:rPr>
+      </w:pPr>
+      <w:r>
+        <w:rPr>
+          <w:b/>
+          <w:bCs/>
+        </w:rPr>
+        <w:t>Brute force.</w:t>
+      </w:r>
+    </w:p>
+    <w:p>
+      <w:r>
+        <w:t>[2,3,5,-2,7,-4]</w:t>
+      </w:r>
+    </w:p>
+    <w:p>
+      <w:r>
+        <w:t>You check all the possible sum.</w:t>
+      </w:r>
+    </w:p>
+    <w:p>
+      <w:r>
+        <w:t>With three  nested loops</w:t>
+      </w:r>
+    </w:p>
+    <w:p>
+      <w:r>
+        <w:t>1</w:t>
+      </w:r>
+      <w:r>
+        <w:rPr>
+          <w:vertAlign w:val="superscript"/>
+        </w:rPr>
+        <w:t>st</w:t>
+      </w:r>
+      <w:r>
+        <w:t xml:space="preserve"> loop i  from 0 to n .</w:t>
+      </w:r>
+    </w:p>
+    <w:p>
+      <w:r>
+        <w:t>2</w:t>
+      </w:r>
+      <w:r>
+        <w:rPr>
+          <w:vertAlign w:val="superscript"/>
+        </w:rPr>
+        <w:t>nd</w:t>
+      </w:r>
+      <w:r>
+        <w:t xml:space="preserve"> loop j from  i to n.</w:t>
+      </w:r>
+    </w:p>
+    <w:p>
+      <w:r>
+        <w:t>3</w:t>
+      </w:r>
+      <w:r>
+        <w:rPr>
+          <w:vertAlign w:val="superscript"/>
+        </w:rPr>
+        <w:t>rd</w:t>
+      </w:r>
+      <w:r>
+        <w:t xml:space="preserve"> loop k from i to j.</w:t>
+      </w:r>
+    </w:p>
+    <w:p/>
+    <w:p>
+      <w:r>
+        <w:t xml:space="preserve">Tracing </w:t>
+      </w:r>
+    </w:p>
+    <w:p>
+      <w:r>
+        <w:t>i=0 j=0 so 2</w:t>
+      </w:r>
+    </w:p>
+    <w:p>
+      <w:r>
+        <w:t>i=0 j=1 so 2+3=5</w:t>
+      </w:r>
+    </w:p>
+    <w:p>
+      <w:r>
+        <w:t>i=0 j=</w:t>
+      </w:r>
+      <w:r>
+        <w:t>2</w:t>
+      </w:r>
+      <w:r>
+        <w:t xml:space="preserve"> so 2+3</w:t>
+      </w:r>
+      <w:r>
+        <w:t>+</w:t>
+      </w:r>
+      <w:r>
+        <w:t>5</w:t>
+      </w:r>
+      <w:r>
+        <w:t>=10</w:t>
+      </w:r>
+    </w:p>
+    <w:p>
+      <w:r>
+        <w:t>… so on u need to keep incrementing j and keep adding till n.</w:t>
+      </w:r>
+    </w:p>
+    <w:p/>
+    <w:p>
+      <w:r>
+        <w:t xml:space="preserve">Then </w:t>
+      </w:r>
+    </w:p>
+    <w:p>
+      <w:r>
+        <w:t>i=1 j=1 so 3</w:t>
+      </w:r>
+    </w:p>
+    <w:p>
+      <w:r>
+        <w:t>i=1 j=2 so 3+5=8</w:t>
+      </w:r>
+    </w:p>
+    <w:p>
+      <w:r>
+        <w:lastRenderedPageBreak/>
+        <w:t>… so on then u need to increment i and do the above step of incrementing j again till the n.</w:t>
+      </w:r>
+    </w:p>
+    <w:p/>
+    <w:p>
+      <w:r>
+        <w:t>Then there will be another loop inside to sum</w:t>
+      </w:r>
+    </w:p>
+    <w:p>
+      <w:r>
+        <w:t>Which will go from i to j</w:t>
+      </w:r>
+    </w:p>
+    <w:p>
+      <w:r>
+        <w:t>Time complexity will be O(n^2) and space will be O(n).</w:t>
+      </w:r>
+    </w:p>
+    <w:p/>
+    <w:p>
+      <w:pPr>
+        <w:rPr>
+          <w:b/>
+          <w:bCs/>
+        </w:rPr>
+      </w:pPr>
+      <w:r>
+        <w:rPr>
+          <w:b/>
+          <w:bCs/>
+        </w:rPr>
+        <w:t>Sudo code</w:t>
+      </w:r>
+    </w:p>
+    <w:p>
+      <w:r>
+        <w:t>For( i ,0-&gt; n)</w:t>
+      </w:r>
+    </w:p>
+    <w:p>
+      <w:r>
+        <w:tab/>
+        <w:t>For (j, I -&gt; n)</w:t>
+      </w:r>
+    </w:p>
+    <w:p>
+      <w:r>
+        <w:tab/>
+      </w:r>
+      <w:r>
+        <w:tab/>
+        <w:t>Sum=0;</w:t>
+      </w:r>
+    </w:p>
+    <w:p>
+      <w:pPr>
+        <w:ind w:left="720" w:firstLine="720"/>
+      </w:pPr>
+      <w:r>
+        <w:t>For(k, i-&gt;j)</w:t>
+      </w:r>
+    </w:p>
+    <w:p>
+      <w:r>
+        <w:tab/>
+      </w:r>
+      <w:r>
+        <w:tab/>
+      </w:r>
+      <w:r>
+        <w:tab/>
+        <w:t>sum+=arr[k];</w:t>
+      </w:r>
+    </w:p>
+    <w:p>
+      <w:r>
+        <w:tab/>
+      </w:r>
+      <w:r>
+        <w:tab/>
+      </w:r>
+      <w:r>
+        <w:tab/>
+        <w:t>max=math.max(sum,max);</w:t>
+      </w:r>
+    </w:p>
+    <w:p/>
+    <w:p>
+      <w:r>
+        <w:t xml:space="preserve"> </w:t>
+      </w:r>
+    </w:p>
+    <w:p>
+      <w:r>
+        <w:t xml:space="preserve"> </w:t>
+      </w:r>
+    </w:p>
+    <w:p/>
+    <w:p/>
+    <w:p/>
     <w:sectPr>
       <w:pgSz w:w="12240" w:h="15840"/>
       <w:pgMar w:top="1440" w:right="1440" w:bottom="1440" w:left="1440" w:header="720" w:footer="720" w:gutter="0"/>
@@ -2819,7 +3064,6 @@
   <w:style w:type="character" w:default="1" w:styleId="DefaultParagraphFont">
     <w:name w:val="Default Paragraph Font"/>
     <w:uiPriority w:val="1"/>
-    <w:semiHidden/>
     <w:unhideWhenUsed/>
   </w:style>
   <w:style w:type="table" w:default="1" w:styleId="TableNormal">
